--- a/tests/fixtures/toc-widened.docx
+++ b/tests/fixtures/toc-widened.docx
@@ -8,6 +8,11 @@
       </w:r>
     </w:p>
     <w:p>
+      <w:r>
+        <w:t xml:space="preserve">The five below MUST keep a dot leader and a right-aligned page number:</w:t>
+      </w:r>
+    </w:p>
+    <w:p>
       <w:pPr>
         <w:tabs>
           <w:tab w:val="left" w:pos="567"/>
@@ -131,6 +136,11 @@
           <w:t xml:space="preserve">A-3</w:t>
         </w:r>
       </w:hyperlink>
+    </w:p>
+    <w:p>
+      <w:r>
+        <w:t xml:space="preserve">NOT contents entries. The two below MUST stay flat - and were flat before this change too:</w:t>
+      </w:r>
     </w:p>
     <w:p>
       <w:pPr>
